--- a/vidoe_clip_spec.docx
+++ b/vidoe_clip_spec.docx
@@ -48,7 +48,7 @@
           <w:sz w:val="30"/>
           <w:szCs w:val="30"/>
         </w:rPr>
-        <w:t xml:space="preserve">완전 설계 사양서 v1.0</w:t>
+        <w:t>완전 설계 사양서 v1.2.1</w:t>
       </w:r>
     </w:p>
     <w:p>
@@ -78,7 +78,7 @@
           <w:sz w:val="20"/>
           <w:szCs w:val="20"/>
         </w:rPr>
-        <w:t xml:space="preserve">작성일: 2026-08-29 | 저장소: https://github.com/plnman/Vidoe_clip</w:t>
+        <w:t>작성일: 2026-08-29 · 개정: 2026-09-25 (앱 v1.2.1) | 저장소: https://github.com/plnman/Vidoe_clip</w:t>
       </w:r>
     </w:p>
     <w:p>
@@ -285,7 +285,7 @@
           <w:sz w:val="22"/>
           <w:szCs w:val="22"/>
         </w:rPr>
-        <w:t xml:space="preserve">2026-08-29 기준 테스트 160개, 실제 유튜브(f84W0KtxDls · 40:03) 완전 검증 완료</w:t>
+        <w:t>2026-09-25 기준 테스트 201개, 실제 유튜브(f84W0KtxDls · 40:03) 완전 검증 완료. 설치형 앱(v1.2.1)으로도 전 과정 완주 확인</w:t>
       </w:r>
     </w:p>
     <w:tbl>
@@ -675,6 +675,162 @@
                 <w:szCs w:val="20"/>
               </w:rPr>
               <w:t xml:space="preserve">ffmpeg·quickjs 번들로 완주, 결과 바이트 동일</w:t>
+            </w:r>
+          </w:p>
+        </w:tc>
+      </w:tr>
+      <w:tr>
+        <w:tc>
+          <w:tcPr>
+            <w:tcW w:type="dxa" w:w="3500"/>
+            <w:tcMar>
+              <w:top w:type="dxa" w:w="60"/>
+              <w:left w:type="dxa" w:w="100"/>
+              <w:bottom w:type="dxa" w:w="60"/>
+              <w:right w:type="dxa" w:w="100"/>
+            </w:tcMar>
+          </w:tcPr>
+          <w:p>
+            <w:pPr>
+              <w:spacing w:after="60" w:before="60"/>
+            </w:pPr>
+            <w:r>
+              <w:rPr>
+                <w:b w:val="false"/>
+                <w:bCs w:val="false"/>
+                <w:sz w:val="20"/>
+                <w:szCs w:val="20"/>
+              </w:rPr>
+              <w:t>GPU 인코더 판단</w:t>
+            </w:r>
+          </w:p>
+        </w:tc>
+        <w:tc>
+          <w:tcPr>
+            <w:tcW w:type="dxa" w:w="5500"/>
+            <w:tcMar>
+              <w:top w:type="dxa" w:w="60"/>
+              <w:left w:type="dxa" w:w="100"/>
+              <w:bottom w:type="dxa" w:w="60"/>
+              <w:right w:type="dxa" w:w="100"/>
+            </w:tcMar>
+          </w:tcPr>
+          <w:p>
+            <w:pPr>
+              <w:spacing w:after="60" w:before="60"/>
+            </w:pPr>
+            <w:r>
+              <w:rPr>
+                <w:b w:val="false"/>
+                <w:bCs w:val="false"/>
+                <w:sz w:val="20"/>
+                <w:szCs w:val="20"/>
+              </w:rPr>
+              <w:t>RX 550에서 h264_amf가 CPU보다 느려 CPU 선택. 이유를 화면에 표시</w:t>
+            </w:r>
+          </w:p>
+        </w:tc>
+      </w:tr>
+      <w:tr>
+        <w:tc>
+          <w:tcPr>
+            <w:tcW w:type="dxa" w:w="3500"/>
+            <w:tcMar>
+              <w:top w:type="dxa" w:w="60"/>
+              <w:left w:type="dxa" w:w="100"/>
+              <w:bottom w:type="dxa" w:w="60"/>
+              <w:right w:type="dxa" w:w="100"/>
+            </w:tcMar>
+          </w:tcPr>
+          <w:p>
+            <w:pPr>
+              <w:spacing w:after="60" w:before="60"/>
+            </w:pPr>
+            <w:r>
+              <w:rPr>
+                <w:b w:val="false"/>
+                <w:bCs w:val="false"/>
+                <w:sz w:val="20"/>
+                <w:szCs w:val="20"/>
+              </w:rPr>
+              <w:t>만들기 진행률</w:t>
+            </w:r>
+          </w:p>
+        </w:tc>
+        <w:tc>
+          <w:tcPr>
+            <w:tcW w:type="dxa" w:w="5500"/>
+            <w:tcMar>
+              <w:top w:type="dxa" w:w="60"/>
+              <w:left w:type="dxa" w:w="100"/>
+              <w:bottom w:type="dxa" w:w="60"/>
+              <w:right w:type="dxa" w:w="100"/>
+            </w:tcMar>
+          </w:tcPr>
+          <w:p>
+            <w:pPr>
+              <w:spacing w:after="60" w:before="60"/>
+            </w:pPr>
+            <w:r>
+              <w:rPr>
+                <w:b w:val="false"/>
+                <w:bCs w:val="false"/>
+                <w:sz w:val="20"/>
+                <w:szCs w:val="20"/>
+              </w:rPr>
+              <w:t>0 → 30 → 60 → 90 → 100% 매끄럽게 (설치본에서 확인)</w:t>
+            </w:r>
+          </w:p>
+        </w:tc>
+      </w:tr>
+      <w:tr>
+        <w:tc>
+          <w:tcPr>
+            <w:tcW w:type="dxa" w:w="3500"/>
+            <w:tcMar>
+              <w:top w:type="dxa" w:w="60"/>
+              <w:left w:type="dxa" w:w="100"/>
+              <w:bottom w:type="dxa" w:w="60"/>
+              <w:right w:type="dxa" w:w="100"/>
+            </w:tcMar>
+          </w:tcPr>
+          <w:p>
+            <w:pPr>
+              <w:spacing w:after="60" w:before="60"/>
+            </w:pPr>
+            <w:r>
+              <w:rPr>
+                <w:b w:val="false"/>
+                <w:bCs w:val="false"/>
+                <w:sz w:val="20"/>
+                <w:szCs w:val="20"/>
+              </w:rPr>
+              <w:t>앱 버전 표시</w:t>
+            </w:r>
+          </w:p>
+        </w:tc>
+        <w:tc>
+          <w:tcPr>
+            <w:tcW w:type="dxa" w:w="5500"/>
+            <w:tcMar>
+              <w:top w:type="dxa" w:w="60"/>
+              <w:left w:type="dxa" w:w="100"/>
+              <w:bottom w:type="dxa" w:w="60"/>
+              <w:right w:type="dxa" w:w="100"/>
+            </w:tcMar>
+          </w:tcPr>
+          <w:p>
+            <w:pPr>
+              <w:spacing w:after="60" w:before="60"/>
+            </w:pPr>
+            <w:r>
+              <w:rPr>
+                <w:b w:val="false"/>
+                <w:bCs w:val="false"/>
+                <w:sz w:val="20"/>
+                <w:szCs w:val="20"/>
+              </w:rPr>
+              <w:t>1.2.1 (339c432 · 2026-09-25) — 화면·진단·health</w:t>
             </w:r>
           </w:p>
         </w:tc>
@@ -1832,6 +1988,22 @@
           <w:sz w:val="18"/>
           <w:szCs w:val="18"/>
         </w:rPr>
+        <w:t>certifi   # yt_dlp/dependencies가 import 직후 certifi.where()를 부른다. 명시하지 않으면 묶을 때 데이터만 들어가 앱이 시작조차 못 한다</w:t>
+      </w:r>
+    </w:p>
+    <w:p>
+      <w:pPr>
+        <w:shd w:fill="F0F4FF" w:color="F0F4FF" w:val="clear"/>
+        <w:spacing w:after="10" w:before="10"/>
+        <w:ind w:left="360"/>
+      </w:pPr>
+      <w:r>
+        <w:rPr>
+          <w:rFonts w:ascii="Courier New" w:cs="Courier New" w:eastAsia="Courier New" w:hAnsi="Courier New"/>
+          <w:color w:val="1E40AF"/>
+          <w:sz w:val="18"/>
+          <w:szCs w:val="18"/>
+        </w:rPr>
         <w:t xml:space="preserve">pywebview</w:t>
       </w:r>
     </w:p>
@@ -2692,6 +2864,214 @@
                 <w:szCs w:val="20"/>
               </w:rPr>
               <w:t xml:space="preserve">PyInstaller spec, 바이너리 수집, 빌드 스크립트, Inno Setup</w:t>
+            </w:r>
+          </w:p>
+        </w:tc>
+      </w:tr>
+      <w:tr>
+        <w:tc>
+          <w:tcPr>
+            <w:tcW w:type="dxa" w:w="2800"/>
+            <w:tcMar>
+              <w:top w:type="dxa" w:w="60"/>
+              <w:left w:type="dxa" w:w="100"/>
+              <w:bottom w:type="dxa" w:w="60"/>
+              <w:right w:type="dxa" w:w="100"/>
+            </w:tcMar>
+          </w:tcPr>
+          <w:p>
+            <w:pPr>
+              <w:spacing w:after="60" w:before="60"/>
+            </w:pPr>
+            <w:r>
+              <w:rPr>
+                <w:b w:val="false"/>
+                <w:bCs w:val="false"/>
+                <w:sz w:val="20"/>
+                <w:szCs w:val="20"/>
+              </w:rPr>
+              <w:t>app/version.py</w:t>
+            </w:r>
+          </w:p>
+        </w:tc>
+        <w:tc>
+          <w:tcPr>
+            <w:tcW w:type="dxa" w:w="6200"/>
+            <w:tcMar>
+              <w:top w:type="dxa" w:w="60"/>
+              <w:left w:type="dxa" w:w="100"/>
+              <w:bottom w:type="dxa" w:w="60"/>
+              <w:right w:type="dxa" w:w="100"/>
+            </w:tcMar>
+          </w:tcPr>
+          <w:p>
+            <w:pPr>
+              <w:spacing w:after="60" w:before="60"/>
+            </w:pPr>
+            <w:r>
+              <w:rPr>
+                <w:b w:val="false"/>
+                <w:bCs w:val="false"/>
+                <w:sz w:val="20"/>
+                <w:szCs w:val="20"/>
+              </w:rPr>
+              <w:t>앱 버전의 유일한 출처. 빌드 시 _build.py의 커밋·날짜와 합쳐 표시</w:t>
+            </w:r>
+          </w:p>
+        </w:tc>
+      </w:tr>
+      <w:tr>
+        <w:tc>
+          <w:tcPr>
+            <w:tcW w:type="dxa" w:w="2800"/>
+            <w:tcMar>
+              <w:top w:type="dxa" w:w="60"/>
+              <w:left w:type="dxa" w:w="100"/>
+              <w:bottom w:type="dxa" w:w="60"/>
+              <w:right w:type="dxa" w:w="100"/>
+            </w:tcMar>
+          </w:tcPr>
+          <w:p>
+            <w:pPr>
+              <w:spacing w:after="60" w:before="60"/>
+            </w:pPr>
+            <w:r>
+              <w:rPr>
+                <w:b w:val="false"/>
+                <w:bCs w:val="false"/>
+                <w:sz w:val="20"/>
+                <w:szCs w:val="20"/>
+              </w:rPr>
+              <w:t>packaging/stamp.py</w:t>
+            </w:r>
+          </w:p>
+        </w:tc>
+        <w:tc>
+          <w:tcPr>
+            <w:tcW w:type="dxa" w:w="6200"/>
+            <w:tcMar>
+              <w:top w:type="dxa" w:w="60"/>
+              <w:left w:type="dxa" w:w="100"/>
+              <w:bottom w:type="dxa" w:w="60"/>
+              <w:right w:type="dxa" w:w="100"/>
+            </w:tcMar>
+          </w:tcPr>
+          <w:p>
+            <w:pPr>
+              <w:spacing w:after="60" w:before="60"/>
+            </w:pPr>
+            <w:r>
+              <w:rPr>
+                <w:b w:val="false"/>
+                <w:bCs w:val="false"/>
+                <w:sz w:val="20"/>
+                <w:szCs w:val="20"/>
+              </w:rPr>
+              <w:t>빌드 때 커밋 해시와 날짜를 app/_build.py에 새긴다</w:t>
+            </w:r>
+          </w:p>
+        </w:tc>
+      </w:tr>
+      <w:tr>
+        <w:tc>
+          <w:tcPr>
+            <w:tcW w:type="dxa" w:w="2800"/>
+            <w:tcMar>
+              <w:top w:type="dxa" w:w="60"/>
+              <w:left w:type="dxa" w:w="100"/>
+              <w:bottom w:type="dxa" w:w="60"/>
+              <w:right w:type="dxa" w:w="100"/>
+            </w:tcMar>
+          </w:tcPr>
+          <w:p>
+            <w:pPr>
+              <w:spacing w:after="60" w:before="60"/>
+            </w:pPr>
+            <w:r>
+              <w:rPr>
+                <w:b w:val="false"/>
+                <w:bCs w:val="false"/>
+                <w:sz w:val="20"/>
+                <w:szCs w:val="20"/>
+              </w:rPr>
+              <w:t>.github/workflows/windows-build.yml</w:t>
+            </w:r>
+          </w:p>
+        </w:tc>
+        <w:tc>
+          <w:tcPr>
+            <w:tcW w:type="dxa" w:w="6200"/>
+            <w:tcMar>
+              <w:top w:type="dxa" w:w="60"/>
+              <w:left w:type="dxa" w:w="100"/>
+              <w:bottom w:type="dxa" w:w="60"/>
+              <w:right w:type="dxa" w:w="100"/>
+            </w:tcMar>
+          </w:tcPr>
+          <w:p>
+            <w:pPr>
+              <w:spacing w:after="60" w:before="60"/>
+            </w:pPr>
+            <w:r>
+              <w:rPr>
+                <w:b w:val="false"/>
+                <w:bCs w:val="false"/>
+                <w:sz w:val="20"/>
+                <w:szCs w:val="20"/>
+              </w:rPr>
+              <w:t>깃허브가 윈도우 설치 파일을 만들고 실행까지 확인</w:t>
+            </w:r>
+          </w:p>
+        </w:tc>
+      </w:tr>
+      <w:tr>
+        <w:tc>
+          <w:tcPr>
+            <w:tcW w:type="dxa" w:w="2800"/>
+            <w:tcMar>
+              <w:top w:type="dxa" w:w="60"/>
+              <w:left w:type="dxa" w:w="100"/>
+              <w:bottom w:type="dxa" w:w="60"/>
+              <w:right w:type="dxa" w:w="100"/>
+            </w:tcMar>
+          </w:tcPr>
+          <w:p>
+            <w:pPr>
+              <w:spacing w:after="60" w:before="60"/>
+            </w:pPr>
+            <w:r>
+              <w:rPr>
+                <w:b w:val="false"/>
+                <w:bCs w:val="false"/>
+                <w:sz w:val="20"/>
+                <w:szCs w:val="20"/>
+              </w:rPr>
+              <w:t>tests/conftest.py</w:t>
+            </w:r>
+          </w:p>
+        </w:tc>
+        <w:tc>
+          <w:tcPr>
+            <w:tcW w:type="dxa" w:w="6200"/>
+            <w:tcMar>
+              <w:top w:type="dxa" w:w="60"/>
+              <w:left w:type="dxa" w:w="100"/>
+              <w:bottom w:type="dxa" w:w="60"/>
+              <w:right w:type="dxa" w:w="100"/>
+            </w:tcMar>
+          </w:tcPr>
+          <w:p>
+            <w:pPr>
+              <w:spacing w:after="60" w:before="60"/>
+            </w:pPr>
+            <w:r>
+              <w:rPr>
+                <w:b w:val="false"/>
+                <w:bCs w:val="false"/>
+                <w:sz w:val="20"/>
+                <w:szCs w:val="20"/>
+              </w:rPr>
+              <w:t>테스트마다 사용자 데이터 폴더를 갈아끼워 인코더 판단 결과를 격리</w:t>
             </w:r>
           </w:p>
         </w:tc>
@@ -4510,6 +4890,99 @@
           <w:szCs w:val="20"/>
         </w:rPr>
         <w:t xml:space="preserve">media.render() → -filter_complex concat</w:t>
+      </w:r>
+    </w:p>
+    <w:p>
+      <w:pPr>
+        <w:pStyle w:val="Heading2"/>
+        <w:spacing w:after="150" w:before="300"/>
+      </w:pPr>
+      <w:r>
+        <w:t>D5-1. GPU 인코더는 CPU보다 빠를 때만 쓴다</w:t>
+      </w:r>
+    </w:p>
+    <w:p>
+      <w:pPr>
+        <w:spacing w:after="60" w:before="60"/>
+      </w:pPr>
+      <w:r>
+        <w:rPr>
+          <w:sz w:val="22"/>
+          <w:szCs w:val="22"/>
+        </w:rPr>
+        <w:t>결정 — h264_nvenc / h264_qsv / h264_amf / h264_videotoolbox 중 되는 것을 찾되, 실제로 CPU보다 빠른지 재본 뒤 고른다. 아니면 CPU(libx264). 인코딩 중 실패하면 CPU로 다시 만든다.</w:t>
+      </w:r>
+    </w:p>
+    <w:p>
+      <w:pPr>
+        <w:spacing w:after="60" w:before="60"/>
+      </w:pPr>
+      <w:r>
+        <w:rPr>
+          <w:sz w:val="22"/>
+          <w:szCs w:val="22"/>
+        </w:rPr>
+        <w:t>이유 — D5가 '항상 재인코딩'이라 시간이 통째로 여기 걸린다. 1080p30 결과물 60초 기준으로 디코딩 1.9초, 필터(자막 포함) 3.4초, 전체 15.5초 — 인코딩이 12초로 거의 전부다. 자막은 1.5초로 사실상 공짜다.</w:t>
+      </w:r>
+    </w:p>
+    <w:p>
+      <w:pPr>
+        <w:spacing w:after="60" w:before="60"/>
+      </w:pPr>
+      <w:r>
+        <w:rPr>
+          <w:sz w:val="22"/>
+          <w:szCs w:val="22"/>
+        </w:rPr>
+        <w:t>감지는 세 단계다 — ① ffmpeg -encoders 목록에 있는지 ② 실제로 돌아가는지 ③ CPU보다 빠른지. 윈도우용 ffmpeg 빌드는 NVIDIA 카드가 없어도 h264_nvenc를 목록에 넣어둔다.</w:t>
+      </w:r>
+    </w:p>
+    <w:p>
+      <w:pPr>
+        <w:spacing w:after="60" w:before="60"/>
+      </w:pPr>
+      <w:r>
+        <w:rPr>
+          <w:sz w:val="22"/>
+          <w:szCs w:val="22"/>
+        </w:rPr>
+        <w:t>실측으로 뒤집힌 부분(2026-09-25) — '되면 쓴다'로 두었더니 오히려 느려졌다. 사용 기기의 Radeon RX 550에서 h264_amf는 돌아가고, 그래서 앱이 그것을 골랐다. 결과는 CPU 15.5초(3.9배속·36.6MB) vs GPU 19.2초(3.1배속·51.8MB) — 느린 데다 파일도 크다. 자막을 빼도 같고(12.6 vs 18.8), AMF 설정은 이미 가장 빠른 -quality speed다. 보급형 GPU의 인코더가 요즘 8코어 CPU의 x264보다 느린 것은 드문 일이 아니다.</w:t>
+      </w:r>
+    </w:p>
+    <w:p>
+      <w:pPr>
+        <w:spacing w:after="60" w:before="60"/>
+      </w:pPr>
+      <w:r>
+        <w:rPr>
+          <w:sz w:val="22"/>
+          <w:szCs w:val="22"/>
+        </w:rPr>
+        <w:t>프리셋을 더 올릴 여지도 없다 — ultrafast 6.4배속 112MB / superfast 4.7배속 79MB / veryfast 4.1배속 38MB(기본) / faster 3.2배속 43MB. veryfast가 맞는 자리다.</w:t>
+      </w:r>
+    </w:p>
+    <w:p>
+      <w:pPr>
+        <w:spacing w:after="60" w:before="60"/>
+      </w:pPr>
+      <w:r>
+        <w:rPr>
+          <w:sz w:val="22"/>
+          <w:szCs w:val="22"/>
+        </w:rPr>
+        <w:t>재는 데 2초쯤 든다. 앱을 켤 때마다 다시 재면 첫 화면이 그만큼 늦으므로 결과를 user_data_dir()/encoder.json에 적어둔다(1.79초 → 0.01초). ffmpeg이 바뀌면 지문이 달라져 다시 잰다. 차이가 10% 안쪽이면 GPU로 바꾸지 않는다 — 재는 값에 흔들림이 있어 켤 때마다 답이 달라지는 편이 더 나쁘다.</w:t>
+      </w:r>
+    </w:p>
+    <w:p>
+      <w:pPr>
+        <w:spacing w:after="60" w:before="60"/>
+      </w:pPr>
+      <w:r>
+        <w:rPr>
+          <w:sz w:val="22"/>
+          <w:szCs w:val="22"/>
+        </w:rPr>
+        <w:t>되돌리려면 — CLIPPER_HARDWARE=off (항상 CPU) / CLIPPER_HARDWARE=force (느려도 GPU). 관련 코드: media.detect_hardware_encoder(), media._hardware_beats_cpu()</w:t>
       </w:r>
     </w:p>
     <w:p>
@@ -12130,6 +12603,20 @@
       </w:pPr>
       <w:r>
         <w:rPr>
+          <w:rFonts w:ascii="Courier New" w:cs="Courier New" w:eastAsia="Courier New" w:hAnsi="Courier New"/>
+          <w:color w:val="1E40AF"/>
+          <w:sz w:val="20"/>
+          <w:szCs w:val="20"/>
+        </w:rPr>
+        <w:t>함정: ffmpeg은 같은 값을 out_time_us와 out_time_ms 두 이름으로 내보낸다. 이름은 ms지만 값은 마이크로초로 같다. ms를 밀리초로 읽어 1000배로 계산하면 렌더 시작 0.6초 만에 진행률이 100%에 붙고, min(1.0,…)에 잘려 화면에는 99%에서 멈춘 것처럼 보인다. out_time_us만 쓴다.</w:t>
+      </w:r>
+    </w:p>
+    <w:p>
+      <w:pPr>
+        <w:spacing w:after="60" w:before="60"/>
+      </w:pPr>
+      <w:r>
+        <w:rPr>
           <w:b/>
           <w:bCs/>
           <w:sz w:val="22"/>
@@ -15760,6 +16247,83 @@
           </w:p>
         </w:tc>
       </w:tr>
+      <w:tr>
+        <w:tc>
+          <w:tcPr>
+            <w:tcW w:type="dxa" w:w="3000"/>
+            <w:tcMar>
+              <w:top w:type="dxa" w:w="60"/>
+              <w:left w:type="dxa" w:w="100"/>
+              <w:bottom w:type="dxa" w:w="60"/>
+              <w:right w:type="dxa" w:w="100"/>
+            </w:tcMar>
+          </w:tcPr>
+          <w:p>
+            <w:pPr>
+              <w:spacing w:after="60" w:before="60"/>
+            </w:pPr>
+            <w:r>
+              <w:rPr>
+                <w:b w:val="false"/>
+                <w:bCs w:val="false"/>
+                <w:sz w:val="20"/>
+                <w:szCs w:val="20"/>
+              </w:rPr>
+              <w:t>CLIPPER_HARDWARE</w:t>
+            </w:r>
+          </w:p>
+        </w:tc>
+        <w:tc>
+          <w:tcPr>
+            <w:tcW w:type="dxa" w:w="2000"/>
+            <w:tcMar>
+              <w:top w:type="dxa" w:w="60"/>
+              <w:left w:type="dxa" w:w="100"/>
+              <w:bottom w:type="dxa" w:w="60"/>
+              <w:right w:type="dxa" w:w="100"/>
+            </w:tcMar>
+          </w:tcPr>
+          <w:p>
+            <w:pPr>
+              <w:spacing w:after="60" w:before="60"/>
+            </w:pPr>
+            <w:r>
+              <w:rPr>
+                <w:b w:val="false"/>
+                <w:bCs w:val="false"/>
+                <w:sz w:val="20"/>
+                <w:szCs w:val="20"/>
+              </w:rPr>
+              <w:t>auto</w:t>
+            </w:r>
+          </w:p>
+        </w:tc>
+        <w:tc>
+          <w:tcPr>
+            <w:tcW w:type="dxa" w:w="4000"/>
+            <w:tcMar>
+              <w:top w:type="dxa" w:w="60"/>
+              <w:left w:type="dxa" w:w="100"/>
+              <w:bottom w:type="dxa" w:w="60"/>
+              <w:right w:type="dxa" w:w="100"/>
+            </w:tcMar>
+          </w:tcPr>
+          <w:p>
+            <w:pPr>
+              <w:spacing w:after="60" w:before="60"/>
+            </w:pPr>
+            <w:r>
+              <w:rPr>
+                <w:b w:val="false"/>
+                <w:bCs w:val="false"/>
+                <w:sz w:val="20"/>
+                <w:szCs w:val="20"/>
+              </w:rPr>
+              <w:t>GPU 인코더 사용. auto=CPU보다 빠를 때만, off=항상 CPU, force=느려도 GPU</w:t>
+            </w:r>
+          </w:p>
+        </w:tc>
+      </w:tr>
     </w:tbl>
     <w:p>
       <w:r>
@@ -16640,6 +17204,108 @@
     <w:p>
       <w:r>
         <w:br w:type="page"/>
+      </w:r>
+    </w:p>
+    <w:p>
+      <w:pPr>
+        <w:pStyle w:val="Heading2"/>
+        <w:spacing w:after="150" w:before="300"/>
+      </w:pPr>
+      <w:r>
+        <w:t>12.6 앱 버전 표시</w:t>
+      </w:r>
+    </w:p>
+    <w:p>
+      <w:pPr>
+        <w:spacing w:after="60" w:before="60"/>
+      </w:pPr>
+      <w:r>
+        <w:rPr>
+          <w:sz w:val="22"/>
+          <w:szCs w:val="22"/>
+        </w:rPr>
+        <w:t>설치된 앱은 소스를 고쳐도 그대로다. 화면에 버전이 없으면 '고쳤는데 왜 그대로지'의 원인이 새 빌드를 안 깐 것인지 알 방법이 없다. (화면의 yt-dlp 버전은 앱 버전이 아니다.)</w:t>
+      </w:r>
+    </w:p>
+    <w:p>
+      <w:pPr>
+        <w:spacing w:after="60" w:before="60"/>
+      </w:pPr>
+      <w:r>
+        <w:rPr>
+          <w:sz w:val="22"/>
+          <w:szCs w:val="22"/>
+        </w:rPr>
+        <w:t>app/version.py의 __version__이 유일한 출처다. 빌드하면 packaging/stamp.py가 커밋 해시와 날짜를 app/_build.py에 새기고, 설치 프로그램도 같은 값을 받는다. 소스에서 바로 돌릴 때는 git에서 읽는다. 커밋 해시 뒤의 +는 커밋하지 않은 수정이 섞인 빌드라는 뜻이다.</w:t>
+      </w:r>
+    </w:p>
+    <w:p>
+      <w:pPr>
+        <w:spacing w:after="60" w:before="60"/>
+      </w:pPr>
+      <w:r>
+        <w:rPr>
+          <w:sz w:val="22"/>
+          <w:szCs w:val="22"/>
+        </w:rPr>
+        <w:t>표시 위치 — 화면 '관리' 첫 줄, 진단(doctor) 첫 줄, /api/health의 app 필드. 예: 1.2.1 (339c432 · 2026-09-25 20:24)</w:t>
+      </w:r>
+    </w:p>
+    <w:p>
+      <w:pPr>
+        <w:spacing w:after="60" w:before="60"/>
+      </w:pPr>
+      <w:r>
+        <w:rPr>
+          <w:sz w:val="22"/>
+          <w:szCs w:val="22"/>
+        </w:rPr>
+        <w:t>동작을 바꾸면 __version__을 올릴 것.</w:t>
+      </w:r>
+    </w:p>
+    <w:p>
+      <w:pPr>
+        <w:pStyle w:val="Heading2"/>
+        <w:spacing w:after="150" w:before="300"/>
+      </w:pPr>
+      <w:r>
+        <w:t>12.7 깃허브가 대신 빌드한다 (CI)</w:t>
+      </w:r>
+    </w:p>
+    <w:p>
+      <w:pPr>
+        <w:spacing w:after="60" w:before="60"/>
+      </w:pPr>
+      <w:r>
+        <w:rPr>
+          <w:sz w:val="22"/>
+          <w:szCs w:val="22"/>
+        </w:rPr>
+        <w:t>고칠 때마다 직접 빌드해서 설치하는 것이 번거롭고, 실제로 8월 29일에 만든 실행 파일을 9월 24일까지 그대로 쓰는 일이 있었다 — 고친 내용이 반영되지 않은 채로.</w:t>
+      </w:r>
+    </w:p>
+    <w:p>
+      <w:pPr>
+        <w:spacing w:after="60" w:before="60"/>
+      </w:pPr>
+      <w:r>
+        <w:rPr>
+          <w:sz w:val="22"/>
+          <w:szCs w:val="22"/>
+        </w:rPr>
+        <w:t>.github/workflows/windows-build.yml — Actions 탭에서 손으로 돌리면 설치 파일이 나오고, v* 태그를 밀면 Releases에 올라간다. 내 PC에 파이썬이나 Inno Setup이 없어도 된다.</w:t>
+      </w:r>
+    </w:p>
+    <w:p>
+      <w:pPr>
+        <w:spacing w:after="60" w:before="60"/>
+      </w:pPr>
+      <w:r>
+        <w:rPr>
+          <w:sz w:val="22"/>
+          <w:szCs w:val="22"/>
+        </w:rPr>
+        <w:t>빌드만으로는 부족하다 — v1.1.0은 만들어졌지만 실행하면 certifi 오류로 바로 죽었다. 그래서 CI가 빌드한 exe를 실제로 띄워 /api/health가 응답하는지 확인하고, 안 되면 app.log를 찍고 실패시킨다. 번들 ffmpeg에 어떤 하드웨어 인코더가 들어 있는지도 로그에 남긴다.</w:t>
       </w:r>
     </w:p>
     <w:p>
@@ -18224,6 +18890,414 @@
           </w:p>
         </w:tc>
       </w:tr>
+      <w:tr>
+        <w:tc>
+          <w:tcPr>
+            <w:tcW w:type="dxa" w:w="2000"/>
+            <w:tcMar>
+              <w:top w:type="dxa" w:w="60"/>
+              <w:left w:type="dxa" w:w="100"/>
+              <w:bottom w:type="dxa" w:w="60"/>
+              <w:right w:type="dxa" w:w="100"/>
+            </w:tcMar>
+          </w:tcPr>
+          <w:p>
+            <w:pPr>
+              <w:spacing w:after="60" w:before="60"/>
+            </w:pPr>
+            <w:r>
+              <w:rPr>
+                <w:b w:val="false"/>
+                <w:bCs w:val="false"/>
+                <w:sz w:val="20"/>
+                <w:szCs w:val="20"/>
+              </w:rPr>
+              <w:t>진행률이 시작하자마자 100%</w:t>
+            </w:r>
+          </w:p>
+        </w:tc>
+        <w:tc>
+          <w:tcPr>
+            <w:tcW w:type="dxa" w:w="2000"/>
+            <w:tcMar>
+              <w:top w:type="dxa" w:w="60"/>
+              <w:left w:type="dxa" w:w="100"/>
+              <w:bottom w:type="dxa" w:w="60"/>
+              <w:right w:type="dxa" w:w="100"/>
+            </w:tcMar>
+          </w:tcPr>
+          <w:p>
+            <w:pPr>
+              <w:spacing w:after="60" w:before="60"/>
+            </w:pPr>
+            <w:r>
+              <w:rPr>
+                <w:b w:val="false"/>
+                <w:bCs w:val="false"/>
+                <w:sz w:val="20"/>
+                <w:szCs w:val="20"/>
+              </w:rPr>
+              <w:t>ffmpeg이 out_time_us와 out_time_ms를 같은 마이크로초 값으로 내보내는데 ms를 1000배로 계산</w:t>
+            </w:r>
+          </w:p>
+        </w:tc>
+        <w:tc>
+          <w:tcPr>
+            <w:tcW w:type="dxa" w:w="2500"/>
+            <w:tcMar>
+              <w:top w:type="dxa" w:w="60"/>
+              <w:left w:type="dxa" w:w="100"/>
+              <w:bottom w:type="dxa" w:w="60"/>
+              <w:right w:type="dxa" w:w="100"/>
+            </w:tcMar>
+          </w:tcPr>
+          <w:p>
+            <w:pPr>
+              <w:spacing w:after="60" w:before="60"/>
+            </w:pPr>
+            <w:r>
+              <w:rPr>
+                <w:b w:val="false"/>
+                <w:bCs w:val="false"/>
+                <w:sz w:val="20"/>
+                <w:szCs w:val="20"/>
+              </w:rPr>
+              <w:t>out_time_us만 사용</w:t>
+            </w:r>
+          </w:p>
+        </w:tc>
+        <w:tc>
+          <w:tcPr>
+            <w:tcW w:type="dxa" w:w="2500"/>
+            <w:tcMar>
+              <w:top w:type="dxa" w:w="60"/>
+              <w:left w:type="dxa" w:w="100"/>
+              <w:bottom w:type="dxa" w:w="60"/>
+              <w:right w:type="dxa" w:w="100"/>
+            </w:tcMar>
+          </w:tcPr>
+          <w:p>
+            <w:pPr>
+              <w:spacing w:after="60" w:before="60"/>
+            </w:pPr>
+            <w:r>
+              <w:rPr>
+                <w:b w:val="false"/>
+                <w:bCs w:val="false"/>
+                <w:sz w:val="20"/>
+                <w:szCs w:val="20"/>
+              </w:rPr>
+              <w:t>media._run_with_progress()</w:t>
+            </w:r>
+          </w:p>
+        </w:tc>
+      </w:tr>
+      <w:tr>
+        <w:tc>
+          <w:tcPr>
+            <w:tcW w:type="dxa" w:w="2000"/>
+            <w:tcMar>
+              <w:top w:type="dxa" w:w="60"/>
+              <w:left w:type="dxa" w:w="100"/>
+              <w:bottom w:type="dxa" w:w="60"/>
+              <w:right w:type="dxa" w:w="100"/>
+            </w:tcMar>
+          </w:tcPr>
+          <w:p>
+            <w:pPr>
+              <w:spacing w:after="60" w:before="60"/>
+            </w:pPr>
+            <w:r>
+              <w:rPr>
+                <w:b w:val="false"/>
+                <w:bCs w:val="false"/>
+                <w:sz w:val="20"/>
+                <w:szCs w:val="20"/>
+              </w:rPr>
+              <w:t>GPU를 쓰는데 더 느림</w:t>
+            </w:r>
+          </w:p>
+        </w:tc>
+        <w:tc>
+          <w:tcPr>
+            <w:tcW w:type="dxa" w:w="2000"/>
+            <w:tcMar>
+              <w:top w:type="dxa" w:w="60"/>
+              <w:left w:type="dxa" w:w="100"/>
+              <w:bottom w:type="dxa" w:w="60"/>
+              <w:right w:type="dxa" w:w="100"/>
+            </w:tcMar>
+          </w:tcPr>
+          <w:p>
+            <w:pPr>
+              <w:spacing w:after="60" w:before="60"/>
+            </w:pPr>
+            <w:r>
+              <w:rPr>
+                <w:b w:val="false"/>
+                <w:bCs w:val="false"/>
+                <w:sz w:val="20"/>
+                <w:szCs w:val="20"/>
+              </w:rPr>
+              <w:t>되는 것과 빠른 것은 다르다. 보급형 GPU 인코더가 x264보다 느릴 수 있다</w:t>
+            </w:r>
+          </w:p>
+        </w:tc>
+        <w:tc>
+          <w:tcPr>
+            <w:tcW w:type="dxa" w:w="2500"/>
+            <w:tcMar>
+              <w:top w:type="dxa" w:w="60"/>
+              <w:left w:type="dxa" w:w="100"/>
+              <w:bottom w:type="dxa" w:w="60"/>
+              <w:right w:type="dxa" w:w="100"/>
+            </w:tcMar>
+          </w:tcPr>
+          <w:p>
+            <w:pPr>
+              <w:spacing w:after="60" w:before="60"/>
+            </w:pPr>
+            <w:r>
+              <w:rPr>
+                <w:b w:val="false"/>
+                <w:bCs w:val="false"/>
+                <w:sz w:val="20"/>
+                <w:szCs w:val="20"/>
+              </w:rPr>
+              <w:t>실제로 재보고 빠른 쪽을 고른다. 결과는 파일에 캐시</w:t>
+            </w:r>
+          </w:p>
+        </w:tc>
+        <w:tc>
+          <w:tcPr>
+            <w:tcW w:type="dxa" w:w="2500"/>
+            <w:tcMar>
+              <w:top w:type="dxa" w:w="60"/>
+              <w:left w:type="dxa" w:w="100"/>
+              <w:bottom w:type="dxa" w:w="60"/>
+              <w:right w:type="dxa" w:w="100"/>
+            </w:tcMar>
+          </w:tcPr>
+          <w:p>
+            <w:pPr>
+              <w:spacing w:after="60" w:before="60"/>
+            </w:pPr>
+            <w:r>
+              <w:rPr>
+                <w:b w:val="false"/>
+                <w:bCs w:val="false"/>
+                <w:sz w:val="20"/>
+                <w:szCs w:val="20"/>
+              </w:rPr>
+              <w:t>media._hardware_beats_cpu()</w:t>
+            </w:r>
+          </w:p>
+        </w:tc>
+      </w:tr>
+      <w:tr>
+        <w:tc>
+          <w:tcPr>
+            <w:tcW w:type="dxa" w:w="2000"/>
+            <w:tcMar>
+              <w:top w:type="dxa" w:w="60"/>
+              <w:left w:type="dxa" w:w="100"/>
+              <w:bottom w:type="dxa" w:w="60"/>
+              <w:right w:type="dxa" w:w="100"/>
+            </w:tcMar>
+          </w:tcPr>
+          <w:p>
+            <w:pPr>
+              <w:spacing w:after="60" w:before="60"/>
+            </w:pPr>
+            <w:r>
+              <w:rPr>
+                <w:b w:val="false"/>
+                <w:bCs w:val="false"/>
+                <w:sz w:val="20"/>
+                <w:szCs w:val="20"/>
+              </w:rPr>
+              <w:t>설치한 앱이 certifi 오류로 시작 못 함</w:t>
+            </w:r>
+          </w:p>
+        </w:tc>
+        <w:tc>
+          <w:tcPr>
+            <w:tcW w:type="dxa" w:w="2000"/>
+            <w:tcMar>
+              <w:top w:type="dxa" w:w="60"/>
+              <w:left w:type="dxa" w:w="100"/>
+              <w:bottom w:type="dxa" w:w="60"/>
+              <w:right w:type="dxa" w:w="100"/>
+            </w:tcMar>
+          </w:tcPr>
+          <w:p>
+            <w:pPr>
+              <w:spacing w:after="60" w:before="60"/>
+            </w:pPr>
+            <w:r>
+              <w:rPr>
+                <w:b w:val="false"/>
+                <w:bCs w:val="false"/>
+                <w:sz w:val="20"/>
+                <w:szCs w:val="20"/>
+              </w:rPr>
+              <w:t>certifi를 requirements에 안 넣으면 데이터만 들어가 namespace package가 된다</w:t>
+            </w:r>
+          </w:p>
+        </w:tc>
+        <w:tc>
+          <w:tcPr>
+            <w:tcW w:type="dxa" w:w="2500"/>
+            <w:tcMar>
+              <w:top w:type="dxa" w:w="60"/>
+              <w:left w:type="dxa" w:w="100"/>
+              <w:bottom w:type="dxa" w:w="60"/>
+              <w:right w:type="dxa" w:w="100"/>
+            </w:tcMar>
+          </w:tcPr>
+          <w:p>
+            <w:pPr>
+              <w:spacing w:after="60" w:before="60"/>
+            </w:pPr>
+            <w:r>
+              <w:rPr>
+                <w:b w:val="false"/>
+                <w:bCs w:val="false"/>
+                <w:sz w:val="20"/>
+                <w:szCs w:val="20"/>
+              </w:rPr>
+              <w:t>requirements에 명시 + spec에서 collect_all('certifi')</w:t>
+            </w:r>
+          </w:p>
+        </w:tc>
+        <w:tc>
+          <w:tcPr>
+            <w:tcW w:type="dxa" w:w="2500"/>
+            <w:tcMar>
+              <w:top w:type="dxa" w:w="60"/>
+              <w:left w:type="dxa" w:w="100"/>
+              <w:bottom w:type="dxa" w:w="60"/>
+              <w:right w:type="dxa" w:w="100"/>
+            </w:tcMar>
+          </w:tcPr>
+          <w:p>
+            <w:pPr>
+              <w:spacing w:after="60" w:before="60"/>
+            </w:pPr>
+            <w:r>
+              <w:rPr>
+                <w:b w:val="false"/>
+                <w:bCs w:val="false"/>
+                <w:sz w:val="20"/>
+                <w:szCs w:val="20"/>
+              </w:rPr>
+              <w:t>packaging/clipper.spec</w:t>
+            </w:r>
+          </w:p>
+        </w:tc>
+      </w:tr>
+      <w:tr>
+        <w:tc>
+          <w:tcPr>
+            <w:tcW w:type="dxa" w:w="2000"/>
+            <w:tcMar>
+              <w:top w:type="dxa" w:w="60"/>
+              <w:left w:type="dxa" w:w="100"/>
+              <w:bottom w:type="dxa" w:w="60"/>
+              <w:right w:type="dxa" w:w="100"/>
+            </w:tcMar>
+          </w:tcPr>
+          <w:p>
+            <w:pPr>
+              <w:spacing w:after="60" w:before="60"/>
+            </w:pPr>
+            <w:r>
+              <w:rPr>
+                <w:b w:val="false"/>
+                <w:bCs w:val="false"/>
+                <w:sz w:val="20"/>
+                <w:szCs w:val="20"/>
+              </w:rPr>
+              <w:t>덮어 설치가 DeleteFile failed; code 5</w:t>
+            </w:r>
+          </w:p>
+        </w:tc>
+        <w:tc>
+          <w:tcPr>
+            <w:tcW w:type="dxa" w:w="2000"/>
+            <w:tcMar>
+              <w:top w:type="dxa" w:w="60"/>
+              <w:left w:type="dxa" w:w="100"/>
+              <w:bottom w:type="dxa" w:w="60"/>
+              <w:right w:type="dxa" w:w="100"/>
+            </w:tcMar>
+          </w:tcPr>
+          <w:p>
+            <w:pPr>
+              <w:spacing w:after="60" w:before="60"/>
+            </w:pPr>
+            <w:r>
+              <w:rPr>
+                <w:b w:val="false"/>
+                <w:bCs w:val="false"/>
+                <w:sz w:val="20"/>
+                <w:szCs w:val="20"/>
+              </w:rPr>
+              <w:t>앱이 떠 있으면 실행 파일을 못 바꾼다 + lowest 권한으로 Program Files를 못 쓴다</w:t>
+            </w:r>
+          </w:p>
+        </w:tc>
+        <w:tc>
+          <w:tcPr>
+            <w:tcW w:type="dxa" w:w="2500"/>
+            <w:tcMar>
+              <w:top w:type="dxa" w:w="60"/>
+              <w:left w:type="dxa" w:w="100"/>
+              <w:bottom w:type="dxa" w:w="60"/>
+              <w:right w:type="dxa" w:w="100"/>
+            </w:tcMar>
+          </w:tcPr>
+          <w:p>
+            <w:pPr>
+              <w:spacing w:after="60" w:before="60"/>
+            </w:pPr>
+            <w:r>
+              <w:rPr>
+                <w:b w:val="false"/>
+                <w:bCs w:val="false"/>
+                <w:sz w:val="20"/>
+                <w:szCs w:val="20"/>
+              </w:rPr>
+              <w:t>CloseApplications=force + PrivilegesRequired=admin</w:t>
+            </w:r>
+          </w:p>
+        </w:tc>
+        <w:tc>
+          <w:tcPr>
+            <w:tcW w:type="dxa" w:w="2500"/>
+            <w:tcMar>
+              <w:top w:type="dxa" w:w="60"/>
+              <w:left w:type="dxa" w:w="100"/>
+              <w:bottom w:type="dxa" w:w="60"/>
+              <w:right w:type="dxa" w:w="100"/>
+            </w:tcMar>
+          </w:tcPr>
+          <w:p>
+            <w:pPr>
+              <w:spacing w:after="60" w:before="60"/>
+            </w:pPr>
+            <w:r>
+              <w:rPr>
+                <w:b w:val="false"/>
+                <w:bCs w:val="false"/>
+                <w:sz w:val="20"/>
+                <w:szCs w:val="20"/>
+              </w:rPr>
+              <w:t>packaging/installer.iss</w:t>
+            </w:r>
+          </w:p>
+        </w:tc>
+      </w:tr>
     </w:tbl>
     <w:p>
       <w:r>
@@ -18279,7 +19353,7 @@
           <w:sz w:val="22"/>
           <w:szCs w:val="22"/>
         </w:rPr>
-        <w:t xml:space="preserve">실제로 실행한다. 흉내나 시뮬레이션은 없다. 160개 모두 실제 ffmpeg, 실제 yt-dlp 사용</w:t>
+        <w:t>실제로 실행한다. 흉내나 시뮬레이션은 없다. 201개 모두 실제 ffmpeg, 실제 yt-dlp 사용</w:t>
       </w:r>
     </w:p>
     <w:p>
@@ -18959,6 +20033,110 @@
           </w:p>
         </w:tc>
       </w:tr>
+      <w:tr>
+        <w:tc>
+          <w:tcPr>
+            <w:tcW w:type="dxa" w:w="3000"/>
+            <w:tcMar>
+              <w:top w:type="dxa" w:w="60"/>
+              <w:left w:type="dxa" w:w="100"/>
+              <w:bottom w:type="dxa" w:w="60"/>
+              <w:right w:type="dxa" w:w="100"/>
+            </w:tcMar>
+          </w:tcPr>
+          <w:p>
+            <w:pPr>
+              <w:spacing w:after="60" w:before="60"/>
+            </w:pPr>
+            <w:r>
+              <w:rPr>
+                <w:b w:val="false"/>
+                <w:bCs w:val="false"/>
+                <w:sz w:val="20"/>
+                <w:szCs w:val="20"/>
+              </w:rPr>
+              <w:t>tests/test_version.py</w:t>
+            </w:r>
+          </w:p>
+        </w:tc>
+        <w:tc>
+          <w:tcPr>
+            <w:tcW w:type="dxa" w:w="6000"/>
+            <w:tcMar>
+              <w:top w:type="dxa" w:w="60"/>
+              <w:left w:type="dxa" w:w="100"/>
+              <w:bottom w:type="dxa" w:w="60"/>
+              <w:right w:type="dxa" w:w="100"/>
+            </w:tcMar>
+          </w:tcPr>
+          <w:p>
+            <w:pPr>
+              <w:spacing w:after="60" w:before="60"/>
+            </w:pPr>
+            <w:r>
+              <w:rPr>
+                <w:b w:val="false"/>
+                <w:bCs w:val="false"/>
+                <w:sz w:val="20"/>
+                <w:szCs w:val="20"/>
+              </w:rPr>
+              <w:t>버전 표기, 빌드 스탬프 읽기</w:t>
+            </w:r>
+          </w:p>
+        </w:tc>
+      </w:tr>
+      <w:tr>
+        <w:tc>
+          <w:tcPr>
+            <w:tcW w:type="dxa" w:w="3000"/>
+            <w:tcMar>
+              <w:top w:type="dxa" w:w="60"/>
+              <w:left w:type="dxa" w:w="100"/>
+              <w:bottom w:type="dxa" w:w="60"/>
+              <w:right w:type="dxa" w:w="100"/>
+            </w:tcMar>
+          </w:tcPr>
+          <w:p>
+            <w:pPr>
+              <w:spacing w:after="60" w:before="60"/>
+            </w:pPr>
+            <w:r>
+              <w:rPr>
+                <w:b w:val="false"/>
+                <w:bCs w:val="false"/>
+                <w:sz w:val="20"/>
+                <w:szCs w:val="20"/>
+              </w:rPr>
+              <w:t>tests/conftest.py</w:t>
+            </w:r>
+          </w:p>
+        </w:tc>
+        <w:tc>
+          <w:tcPr>
+            <w:tcW w:type="dxa" w:w="6000"/>
+            <w:tcMar>
+              <w:top w:type="dxa" w:w="60"/>
+              <w:left w:type="dxa" w:w="100"/>
+              <w:bottom w:type="dxa" w:w="60"/>
+              <w:right w:type="dxa" w:w="100"/>
+            </w:tcMar>
+          </w:tcPr>
+          <w:p>
+            <w:pPr>
+              <w:spacing w:after="60" w:before="60"/>
+            </w:pPr>
+            <w:r>
+              <w:rPr>
+                <w:b w:val="false"/>
+                <w:bCs w:val="false"/>
+                <w:sz w:val="20"/>
+                <w:szCs w:val="20"/>
+              </w:rPr>
+              <w:t>모든 테스트 공통. 사용자 데이터 폴더를 갈아끼워 인코더 판단 결과를 격리</w:t>
+            </w:r>
+          </w:p>
+        </w:tc>
+      </w:tr>
     </w:tbl>
     <w:p>
       <w:pPr>
@@ -19117,7 +20295,7 @@
           <w:sz w:val="18"/>
           <w:szCs w:val="18"/>
         </w:rPr>
-        <w:t xml:space="preserve"># 1. URL 정규화</w:t>
+        <w:t># 0. 앱 버전 (새 빌드를 깔았는지 먼저 확인)</w:t>
       </w:r>
     </w:p>
     <w:p>
@@ -19133,7 +20311,7 @@
           <w:sz w:val="18"/>
           <w:szCs w:val="18"/>
         </w:rPr>
-        <w:t xml:space="preserve"># 2. yt-dlp 버전</w:t>
+        <w:t xml:space="preserve"># 1. URL 정규화</w:t>
       </w:r>
     </w:p>
     <w:p>
@@ -19149,7 +20327,7 @@
           <w:sz w:val="18"/>
           <w:szCs w:val="18"/>
         </w:rPr>
-        <w:t xml:space="preserve"># 3. JS 런타임 탐색</w:t>
+        <w:t xml:space="preserve"># 2. yt-dlp 버전</w:t>
       </w:r>
     </w:p>
     <w:p>
@@ -19165,7 +20343,7 @@
           <w:sz w:val="18"/>
           <w:szCs w:val="18"/>
         </w:rPr>
-        <w:t xml:space="preserve"># 4. ffmpeg 가용성</w:t>
+        <w:t xml:space="preserve"># 3. JS 런타임 탐색</w:t>
       </w:r>
     </w:p>
     <w:p>
@@ -19181,7 +20359,7 @@
           <w:sz w:val="18"/>
           <w:szCs w:val="18"/>
         </w:rPr>
-        <w:t xml:space="preserve"># 5. 영상 정보 조회</w:t>
+        <w:t xml:space="preserve"># 4. ffmpeg 가용성</w:t>
       </w:r>
     </w:p>
     <w:p>
@@ -19197,7 +20375,7 @@
           <w:sz w:val="18"/>
           <w:szCs w:val="18"/>
         </w:rPr>
-        <w:t xml:space="preserve"># 6. 구간 다운로드</w:t>
+        <w:t xml:space="preserve"># 5. 영상 정보 조회</w:t>
       </w:r>
     </w:p>
     <w:p>
@@ -19213,7 +20391,7 @@
           <w:sz w:val="18"/>
           <w:szCs w:val="18"/>
         </w:rPr>
-        <w:t xml:space="preserve"># 7. 파일 시각 정렬 (D4 검증)</w:t>
+        <w:t xml:space="preserve"># 6. 구간 다운로드</w:t>
       </w:r>
     </w:p>
     <w:p>
@@ -19229,30 +20407,7 @@
           <w:sz w:val="18"/>
           <w:szCs w:val="18"/>
         </w:rPr>
-        <w:t xml:space="preserve"># 8. ffmpeg 렌더</w:t>
-      </w:r>
-    </w:p>
-    <w:p>
-      <w:r>
-        <w:br w:type="page"/>
-      </w:r>
-    </w:p>
-    <w:p>
-      <w:pPr>
-        <w:pStyle w:val="Heading1"/>
-        <w:spacing w:after="200" w:before="400"/>
-      </w:pPr>
-      <w:r>
-        <w:t xml:space="preserve">15. 실행 방법</w:t>
-      </w:r>
-    </w:p>
-    <w:p>
-      <w:pPr>
-        <w:pStyle w:val="Heading2"/>
-        <w:spacing w:after="150" w:before="300"/>
-      </w:pPr>
-      <w:r>
-        <w:t xml:space="preserve">15.1 개발 환경 설정</w:t>
+        <w:t xml:space="preserve"># 7. 파일 시각 정렬 (D4 검증)</w:t>
       </w:r>
     </w:p>
     <w:p>
@@ -19268,7 +20423,30 @@
           <w:sz w:val="18"/>
           <w:szCs w:val="18"/>
         </w:rPr>
-        <w:t xml:space="preserve">git clone https://github.com/plnman/Vidoe_clip.git</w:t>
+        <w:t xml:space="preserve"># 8. ffmpeg 렌더</w:t>
+      </w:r>
+    </w:p>
+    <w:p>
+      <w:r>
+        <w:br w:type="page"/>
+      </w:r>
+    </w:p>
+    <w:p>
+      <w:pPr>
+        <w:pStyle w:val="Heading1"/>
+        <w:spacing w:after="200" w:before="400"/>
+      </w:pPr>
+      <w:r>
+        <w:t xml:space="preserve">15. 실행 방법</w:t>
+      </w:r>
+    </w:p>
+    <w:p>
+      <w:pPr>
+        <w:pStyle w:val="Heading2"/>
+        <w:spacing w:after="150" w:before="300"/>
+      </w:pPr>
+      <w:r>
+        <w:t xml:space="preserve">15.1 개발 환경 설정</w:t>
       </w:r>
     </w:p>
     <w:p>
@@ -19284,7 +20462,7 @@
           <w:sz w:val="18"/>
           <w:szCs w:val="18"/>
         </w:rPr>
-        <w:t xml:space="preserve">cd Vidoe_clip</w:t>
+        <w:t xml:space="preserve">git clone https://github.com/plnman/Vidoe_clip.git</w:t>
       </w:r>
     </w:p>
     <w:p>
@@ -19300,7 +20478,7 @@
           <w:sz w:val="18"/>
           <w:szCs w:val="18"/>
         </w:rPr>
-        <w:t xml:space="preserve">python -m venv .venv</w:t>
+        <w:t xml:space="preserve">cd Vidoe_clip</w:t>
       </w:r>
     </w:p>
     <w:p>
@@ -19316,7 +20494,7 @@
           <w:sz w:val="18"/>
           <w:szCs w:val="18"/>
         </w:rPr>
-        <w:t xml:space="preserve"># Windows</w:t>
+        <w:t xml:space="preserve">python -m venv .venv</w:t>
       </w:r>
     </w:p>
     <w:p>
@@ -19332,7 +20510,7 @@
           <w:sz w:val="18"/>
           <w:szCs w:val="18"/>
         </w:rPr>
-        <w:t xml:space="preserve">.venv\Scripts\activate</w:t>
+        <w:t xml:space="preserve"># Windows</w:t>
       </w:r>
     </w:p>
     <w:p>
@@ -19348,7 +20526,7 @@
           <w:sz w:val="18"/>
           <w:szCs w:val="18"/>
         </w:rPr>
-        <w:t xml:space="preserve"># macOS/Linux</w:t>
+        <w:t xml:space="preserve">.venv\Scripts\activate</w:t>
       </w:r>
     </w:p>
     <w:p>
@@ -19364,7 +20542,7 @@
           <w:sz w:val="18"/>
           <w:szCs w:val="18"/>
         </w:rPr>
-        <w:t xml:space="preserve">source .venv/bin/activate</w:t>
+        <w:t xml:space="preserve"># macOS/Linux</w:t>
       </w:r>
     </w:p>
     <w:p>
@@ -19380,7 +20558,7 @@
           <w:sz w:val="18"/>
           <w:szCs w:val="18"/>
         </w:rPr>
-        <w:t xml:space="preserve"/>
+        <w:t xml:space="preserve">source .venv/bin/activate</w:t>
       </w:r>
     </w:p>
     <w:p>
@@ -19396,7 +20574,7 @@
           <w:sz w:val="18"/>
           <w:szCs w:val="18"/>
         </w:rPr>
-        <w:t xml:space="preserve">pip install -r requirements.txt</w:t>
+        <w:t xml:space="preserve"/>
       </w:r>
     </w:p>
     <w:p>
@@ -19412,16 +20590,7 @@
           <w:sz w:val="18"/>
           <w:szCs w:val="18"/>
         </w:rPr>
-        <w:t xml:space="preserve">pip install -r requirements-dev.txt</w:t>
-      </w:r>
-    </w:p>
-    <w:p>
-      <w:pPr>
-        <w:pStyle w:val="Heading2"/>
-        <w:spacing w:after="150" w:before="300"/>
-      </w:pPr>
-      <w:r>
-        <w:t xml:space="preserve">15.2 서버 실행</w:t>
+        <w:t xml:space="preserve">pip install -r requirements.txt</w:t>
       </w:r>
     </w:p>
     <w:p>
@@ -19437,7 +20606,16 @@
           <w:sz w:val="18"/>
           <w:szCs w:val="18"/>
         </w:rPr>
-        <w:t xml:space="preserve">./run.sh                                    # 로컬 전용 (127.0.0.1:8000)</w:t>
+        <w:t xml:space="preserve">pip install -r requirements-dev.txt</w:t>
+      </w:r>
+    </w:p>
+    <w:p>
+      <w:pPr>
+        <w:pStyle w:val="Heading2"/>
+        <w:spacing w:after="150" w:before="300"/>
+      </w:pPr>
+      <w:r>
+        <w:t xml:space="preserve">15.2 서버 실행</w:t>
       </w:r>
     </w:p>
     <w:p>
@@ -19453,7 +20631,7 @@
           <w:sz w:val="18"/>
           <w:szCs w:val="18"/>
         </w:rPr>
-        <w:t xml:space="preserve">./run.sh --lan                              # LAN 공개 (0.0.0.0:8000)</w:t>
+        <w:t xml:space="preserve">./run.sh                                    # 로컬 전용 (127.0.0.1:8000)</w:t>
       </w:r>
     </w:p>
     <w:p>
@@ -19469,7 +20647,7 @@
           <w:sz w:val="18"/>
           <w:szCs w:val="18"/>
         </w:rPr>
-        <w:t xml:space="preserve">CLIPPER_PASSWORD=x ./run.sh --share         # 공개 HTTPS (cloudflared 필요)</w:t>
+        <w:t xml:space="preserve">./run.sh --lan                              # LAN 공개 (0.0.0.0:8000)</w:t>
       </w:r>
     </w:p>
     <w:p>
@@ -19485,7 +20663,7 @@
           <w:sz w:val="18"/>
           <w:szCs w:val="18"/>
         </w:rPr>
-        <w:t xml:space="preserve"/>
+        <w:t xml:space="preserve">CLIPPER_PASSWORD=x ./run.sh --share         # 공개 HTTPS (cloudflared 필요)</w:t>
       </w:r>
     </w:p>
     <w:p>
@@ -19501,7 +20679,7 @@
           <w:sz w:val="18"/>
           <w:szCs w:val="18"/>
         </w:rPr>
-        <w:t xml:space="preserve"># Windows</w:t>
+        <w:t xml:space="preserve"/>
       </w:r>
     </w:p>
     <w:p>
@@ -19517,7 +20695,7 @@
           <w:sz w:val="18"/>
           <w:szCs w:val="18"/>
         </w:rPr>
-        <w:t xml:space="preserve">run.bat</w:t>
+        <w:t xml:space="preserve"># Windows</w:t>
       </w:r>
     </w:p>
     <w:p>
@@ -19533,16 +20711,7 @@
           <w:sz w:val="18"/>
           <w:szCs w:val="18"/>
         </w:rPr>
-        <w:t xml:space="preserve">run.bat --lan</w:t>
-      </w:r>
-    </w:p>
-    <w:p>
-      <w:pPr>
-        <w:pStyle w:val="Heading2"/>
-        <w:spacing w:after="150" w:before="300"/>
-      </w:pPr>
-      <w:r>
-        <w:t xml:space="preserve">15.3 데스크톱 앱 실행</w:t>
+        <w:t xml:space="preserve">run.bat</w:t>
       </w:r>
     </w:p>
     <w:p>
@@ -19558,7 +20727,16 @@
           <w:sz w:val="18"/>
           <w:szCs w:val="18"/>
         </w:rPr>
-        <w:t xml:space="preserve">python -m app.desktop          # 네이티브 창 (pywebview 필요)</w:t>
+        <w:t xml:space="preserve">run.bat --lan</w:t>
+      </w:r>
+    </w:p>
+    <w:p>
+      <w:pPr>
+        <w:pStyle w:val="Heading2"/>
+        <w:spacing w:after="150" w:before="300"/>
+      </w:pPr>
+      <w:r>
+        <w:t xml:space="preserve">15.3 데스크톱 앱 실행</w:t>
       </w:r>
     </w:p>
     <w:p>
@@ -19574,7 +20752,7 @@
           <w:sz w:val="18"/>
           <w:szCs w:val="18"/>
         </w:rPr>
-        <w:t xml:space="preserve">python -m app.desktop --browser  # 기본 브라우저로 열기</w:t>
+        <w:t xml:space="preserve">python -m app.desktop          # 네이티브 창 (pywebview 필요)</w:t>
       </w:r>
     </w:p>
     <w:p>
@@ -19590,16 +20768,7 @@
           <w:sz w:val="18"/>
           <w:szCs w:val="18"/>
         </w:rPr>
-        <w:t xml:space="preserve">python -m app.desktop --no-open  # 서버만 띄우기</w:t>
-      </w:r>
-    </w:p>
-    <w:p>
-      <w:pPr>
-        <w:pStyle w:val="Heading2"/>
-        <w:spacing w:after="150" w:before="300"/>
-      </w:pPr>
-      <w:r>
-        <w:t xml:space="preserve">15.4 테스트</w:t>
+        <w:t xml:space="preserve">python -m app.desktop --browser  # 기본 브라우저로 열기</w:t>
       </w:r>
     </w:p>
     <w:p>
@@ -19615,7 +20784,32 @@
           <w:sz w:val="18"/>
           <w:szCs w:val="18"/>
         </w:rPr>
-        <w:t xml:space="preserve">pytest                         # 160개 전체</w:t>
+        <w:t xml:space="preserve">python -m app.desktop --no-open  # 서버만 띄우기</w:t>
+      </w:r>
+    </w:p>
+    <w:p>
+      <w:pPr>
+        <w:pStyle w:val="Heading2"/>
+        <w:spacing w:after="150" w:before="300"/>
+      </w:pPr>
+      <w:r>
+        <w:t xml:space="preserve">15.4 테스트</w:t>
+      </w:r>
+    </w:p>
+    <w:p>
+      <w:pPr>
+        <w:shd w:fill="F0F4FF" w:color="F0F4FF" w:val="clear"/>
+        <w:spacing w:after="10" w:before="10"/>
+        <w:ind w:left="360"/>
+      </w:pPr>
+      <w:r>
+        <w:rPr>
+          <w:rFonts w:ascii="Courier New" w:cs="Courier New" w:eastAsia="Courier New" w:hAnsi="Courier New"/>
+          <w:color w:val="1E40AF"/>
+          <w:sz w:val="18"/>
+          <w:szCs w:val="18"/>
+        </w:rPr>
+        <w:t>pytest                         # 201개 전체</w:t>
       </w:r>
     </w:p>
     <w:p>
@@ -20048,7 +21242,7 @@
                 <w:sz w:val="20"/>
                 <w:szCs w:val="20"/>
               </w:rPr>
-              <w:t xml:space="preserve">자동 빌드 (CI/CD)</w:t>
+              <w:t>자동 빌드 (완료)</w:t>
             </w:r>
           </w:p>
         </w:tc>
@@ -20073,7 +21267,84 @@
                 <w:sz w:val="20"/>
                 <w:szCs w:val="20"/>
               </w:rPr>
-              <w:t xml:space="preserve">GitHub Actions로 태그 Push 시 자동으로 설치 파일 생성</w:t>
+              <w:t>2026-09-24 완료. .github/workflows/windows-build.yml — 손으로 돌리거나 v* 태그를 밀면 Releases에 설치 파일이 올라간다</w:t>
+            </w:r>
+          </w:p>
+        </w:tc>
+      </w:tr>
+      <w:tr>
+        <w:tc>
+          <w:tcPr>
+            <w:tcW w:type="dxa" w:w="800"/>
+            <w:tcMar>
+              <w:top w:type="dxa" w:w="60"/>
+              <w:left w:type="dxa" w:w="100"/>
+              <w:bottom w:type="dxa" w:w="60"/>
+              <w:right w:type="dxa" w:w="100"/>
+            </w:tcMar>
+          </w:tcPr>
+          <w:p>
+            <w:pPr>
+              <w:spacing w:after="60" w:before="60"/>
+            </w:pPr>
+            <w:r>
+              <w:rPr>
+                <w:b w:val="false"/>
+                <w:bCs w:val="false"/>
+                <w:sz w:val="20"/>
+                <w:szCs w:val="20"/>
+              </w:rPr>
+              <w:t>5</w:t>
+            </w:r>
+          </w:p>
+        </w:tc>
+        <w:tc>
+          <w:tcPr>
+            <w:tcW w:type="dxa" w:w="2500"/>
+            <w:tcMar>
+              <w:top w:type="dxa" w:w="60"/>
+              <w:left w:type="dxa" w:w="100"/>
+              <w:bottom w:type="dxa" w:w="60"/>
+              <w:right w:type="dxa" w:w="100"/>
+            </w:tcMar>
+          </w:tcPr>
+          <w:p>
+            <w:pPr>
+              <w:spacing w:after="60" w:before="60"/>
+            </w:pPr>
+            <w:r>
+              <w:rPr>
+                <w:b w:val="false"/>
+                <w:bCs w:val="false"/>
+                <w:sz w:val="20"/>
+                <w:szCs w:val="20"/>
+              </w:rPr>
+              <w:t>다른 실제 PC 검증</w:t>
+            </w:r>
+          </w:p>
+        </w:tc>
+        <w:tc>
+          <w:tcPr>
+            <w:tcW w:type="dxa" w:w="5700"/>
+            <w:tcMar>
+              <w:top w:type="dxa" w:w="60"/>
+              <w:left w:type="dxa" w:w="100"/>
+              <w:bottom w:type="dxa" w:w="60"/>
+              <w:right w:type="dxa" w:w="100"/>
+            </w:tcMar>
+          </w:tcPr>
+          <w:p>
+            <w:pPr>
+              <w:spacing w:after="60" w:before="60"/>
+            </w:pPr>
+            <w:r>
+              <w:rPr>
+                <w:b w:val="false"/>
+                <w:bCs w:val="false"/>
+                <w:sz w:val="20"/>
+                <w:szCs w:val="20"/>
+              </w:rPr>
+              <w:t>GPU가 이기는 기계에서 제대로 GPU를 고르는지는 논리·단위 테스트로만 확인했다</w:t>
             </w:r>
           </w:p>
         </w:tc>
